--- a/Munkaidő nyilvántartás.docx
+++ b/Munkaidő nyilvántartás.docx
@@ -54,6 +54,13 @@
         </w:rPr>
         <w:t>2026.09.02</w:t>
       </w:r>
+      <w:r>
+        <w:rPr>
+          <w:sz w:val="28"/>
+          <w:szCs w:val="28"/>
+        </w:rPr>
+        <w:t>.</w:t>
+      </w:r>
     </w:p>
     <w:p>
       <w:pPr>
@@ -192,6 +199,13 @@
         </w:rPr>
         <w:t>2026.09.04</w:t>
       </w:r>
+      <w:r>
+        <w:rPr>
+          <w:sz w:val="28"/>
+          <w:szCs w:val="28"/>
+        </w:rPr>
+        <w:t>.</w:t>
+      </w:r>
     </w:p>
     <w:p>
       <w:pPr>
@@ -319,14 +333,7 @@
           <w:sz w:val="28"/>
           <w:szCs w:val="28"/>
         </w:rPr>
-        <w:t xml:space="preserve">, </w:t>
-      </w:r>
-      <w:r>
-        <w:rPr>
-          <w:sz w:val="28"/>
-          <w:szCs w:val="28"/>
-        </w:rPr>
-        <w:t>Második Dokumentáció (Projekt Specifikáció) elk</w:t>
+        <w:t>, Második Dokumentáció (Projekt Specifikáció) elk</w:t>
       </w:r>
       <w:r>
         <w:rPr>
@@ -533,6 +540,148 @@
           <w:szCs w:val="28"/>
         </w:rPr>
       </w:pPr>
+      <w:r>
+        <w:rPr>
+          <w:sz w:val="28"/>
+          <w:szCs w:val="28"/>
+        </w:rPr>
+        <w:t>2026. 09. 09</w:t>
+      </w:r>
+      <w:r>
+        <w:rPr>
+          <w:sz w:val="28"/>
+          <w:szCs w:val="28"/>
+        </w:rPr>
+        <w:t>.</w:t>
+      </w:r>
+    </w:p>
+    <w:p>
+      <w:pPr>
+        <w:rPr>
+          <w:sz w:val="28"/>
+          <w:szCs w:val="28"/>
+        </w:rPr>
+      </w:pPr>
+      <w:r>
+        <w:rPr>
+          <w:sz w:val="28"/>
+          <w:szCs w:val="28"/>
+        </w:rPr>
+        <w:tab/>
+        <w:t>11:00 – 12:00  Adatbázis átgondolása. tervezése</w:t>
+      </w:r>
+    </w:p>
+    <w:p>
+      <w:pPr>
+        <w:rPr>
+          <w:sz w:val="28"/>
+          <w:szCs w:val="28"/>
+        </w:rPr>
+      </w:pPr>
+      <w:r>
+        <w:rPr>
+          <w:sz w:val="28"/>
+          <w:szCs w:val="28"/>
+        </w:rPr>
+        <w:tab/>
+        <w:t>12:30 – 13:10 Projekt felépítésének tervezése</w:t>
+      </w:r>
+    </w:p>
+    <w:p>
+      <w:pPr>
+        <w:rPr>
+          <w:sz w:val="28"/>
+          <w:szCs w:val="28"/>
+        </w:rPr>
+      </w:pPr>
+      <w:r>
+        <w:rPr>
+          <w:sz w:val="28"/>
+          <w:szCs w:val="28"/>
+        </w:rPr>
+        <w:t>2026. 09. 11</w:t>
+      </w:r>
+      <w:r>
+        <w:rPr>
+          <w:sz w:val="28"/>
+          <w:szCs w:val="28"/>
+        </w:rPr>
+        <w:t>.</w:t>
+      </w:r>
+    </w:p>
+    <w:p>
+      <w:pPr>
+        <w:rPr>
+          <w:sz w:val="28"/>
+          <w:szCs w:val="28"/>
+        </w:rPr>
+      </w:pPr>
+      <w:r>
+        <w:rPr>
+          <w:sz w:val="28"/>
+          <w:szCs w:val="28"/>
+        </w:rPr>
+        <w:tab/>
+        <w:t>07:15 – 9:00 Adatbázis és E/R Diagramm elkészítése</w:t>
+      </w:r>
+    </w:p>
+    <w:p>
+      <w:pPr>
+        <w:rPr>
+          <w:sz w:val="28"/>
+          <w:szCs w:val="28"/>
+        </w:rPr>
+      </w:pPr>
+      <w:r>
+        <w:rPr>
+          <w:sz w:val="28"/>
+          <w:szCs w:val="28"/>
+        </w:rPr>
+        <w:tab/>
+        <w:t>09:10 – 1</w:t>
+      </w:r>
+      <w:r>
+        <w:rPr>
+          <w:sz w:val="28"/>
+          <w:szCs w:val="28"/>
+        </w:rPr>
+        <w:t>0</w:t>
+      </w:r>
+      <w:r>
+        <w:rPr>
+          <w:sz w:val="28"/>
+          <w:szCs w:val="28"/>
+        </w:rPr>
+        <w:t>:</w:t>
+      </w:r>
+      <w:r>
+        <w:rPr>
+          <w:sz w:val="28"/>
+          <w:szCs w:val="28"/>
+        </w:rPr>
+        <w:t>40</w:t>
+      </w:r>
+      <w:r>
+        <w:rPr>
+          <w:sz w:val="28"/>
+          <w:szCs w:val="28"/>
+        </w:rPr>
+        <w:t xml:space="preserve"> Back End </w:t>
+      </w:r>
+      <w:r>
+        <w:rPr>
+          <w:sz w:val="28"/>
+          <w:szCs w:val="28"/>
+        </w:rPr>
+        <w:t>fejlesztésről és API kezelésről</w:t>
+      </w:r>
+      <w:r>
+        <w:rPr>
+          <w:sz w:val="28"/>
+          <w:szCs w:val="28"/>
+        </w:rPr>
+        <w:t xml:space="preserve"> Információgyűjtés</w:t>
+      </w:r>
     </w:p>
     <w:p>
       <w:pPr>

--- a/Munkaidő nyilvántartás.docx
+++ b/Munkaidő nyilvántartás.docx
@@ -696,7 +696,16 @@
           <w:szCs w:val="28"/>
         </w:rPr>
         <w:tab/>
-      </w:r>
+        <w:t>13:10 – 15:00 Erőforrás-terv megtervezése és elkésztése</w:t>
+      </w:r>
+    </w:p>
+    <w:p>
+      <w:pPr>
+        <w:rPr>
+          <w:sz w:val="28"/>
+          <w:szCs w:val="28"/>
+        </w:rPr>
+      </w:pPr>
     </w:p>
     <w:p>
       <w:pPr>

--- a/Munkaidő nyilvántartás.docx
+++ b/Munkaidő nyilvántartás.docx
@@ -666,7 +666,21 @@
           <w:sz w:val="28"/>
           <w:szCs w:val="28"/>
         </w:rPr>
-        <w:t xml:space="preserve"> Back End </w:t>
+        <w:t xml:space="preserve"> Back</w:t>
+      </w:r>
+      <w:r>
+        <w:rPr>
+          <w:sz w:val="28"/>
+          <w:szCs w:val="28"/>
+        </w:rPr>
+        <w:t>e</w:t>
+      </w:r>
+      <w:r>
+        <w:rPr>
+          <w:sz w:val="28"/>
+          <w:szCs w:val="28"/>
+        </w:rPr>
+        <w:t xml:space="preserve">nd </w:t>
       </w:r>
       <w:r>
         <w:rPr>
@@ -696,7 +710,37 @@
           <w:szCs w:val="28"/>
         </w:rPr>
         <w:tab/>
-        <w:t>13:10 – 15:00 Erőforrás-terv megtervezése és elkésztése</w:t>
+        <w:t>13:10 – 1</w:t>
+      </w:r>
+      <w:r>
+        <w:rPr>
+          <w:sz w:val="28"/>
+          <w:szCs w:val="28"/>
+        </w:rPr>
+        <w:t>4</w:t>
+      </w:r>
+      <w:r>
+        <w:rPr>
+          <w:sz w:val="28"/>
+          <w:szCs w:val="28"/>
+        </w:rPr>
+        <w:t>:00 Erőforrás-terv megtervezése és elkésztése</w:t>
+      </w:r>
+    </w:p>
+    <w:p>
+      <w:pPr>
+        <w:rPr>
+          <w:sz w:val="28"/>
+          <w:szCs w:val="28"/>
+        </w:rPr>
+      </w:pPr>
+      <w:r>
+        <w:rPr>
+          <w:sz w:val="28"/>
+          <w:szCs w:val="28"/>
+        </w:rPr>
+        <w:tab/>
+        <w:t>14:10 – 15:00 Backend REST API kialakítása</w:t>
       </w:r>
     </w:p>
     <w:p>
